--- a/flow/20230914_vu_template/drafts/2023-11-u/07-ВТ-мчч., що в Елітині.docx
+++ b/flow/20230914_vu_template/drafts/2023-11-u/07-ВТ-мчч., що в Елітині.docx
@@ -5893,6 +5893,47 @@
       </w:r>
     </w:p>
     <w:p>
+      <w:pPr/>
+      <w:r>
+        <w:rPr>
+          <w:rFonts w:ascii="Times New Roman" w:hAnsi="Times New Roman"/>
+          <w:i/>
+          <w:color w:val="FF0000"/>
+          <w:sz w:val="24"/>
+        </w:rPr>
+        <w:t>Тропар (г. 4):</w:t>
+      </w:r>
+      <w:r>
+        <w:rPr>
+          <w:rFonts w:ascii="Times New Roman" w:hAnsi="Times New Roman"/>
+          <w:color w:val="FF0000"/>
+          <w:sz w:val="24"/>
+        </w:rPr>
+        <w:t xml:space="preserve"> </w:t>
+      </w:r>
+      <w:r>
+        <w:rPr>
+          <w:rFonts w:ascii="Times New Roman" w:hAnsi="Times New Roman"/>
+          <w:color w:val="000000"/>
+          <w:sz w:val="24"/>
+        </w:rPr>
+        <w:t>Преподобна Йосафато,* твоїм духом молитви і служіння,* ти навчаєш нас відновляти й підносити серце людське* всюди, де б’ється воно.* Служити, де найбільша потреба,* все на славу Божу.</w:t>
+      </w:r>
+    </w:p>
+    <w:p>
+      <w:pPr/>
+      <w:r>
+        <w:rPr>
+          <w:b/>
+        </w:rPr>
+        <w:t xml:space="preserve">Слава, і нині: </w:t>
+      </w:r>
+      <w:r>
+        <w:rPr/>
+        <w:t>богородичний</w:t>
+      </w:r>
+    </w:p>
+    <w:p>
       <w:pPr>
         <w:pStyle w:val="Heading3"/>
         <w:spacing w:after="120" w:before="0" w:lineRule="auto"/>
@@ -10785,10 +10826,9 @@
           <w:rFonts w:ascii="Times New Roman" w:cs="Times New Roman" w:eastAsia="Times New Roman" w:hAnsi="Times New Roman"/>
           <w:i w:val="1"/>
           <w:color w:val="ff0000"/>
-          <w:highlight w:val="yellow"/>
-          <w:rtl w:val="0"/>
-        </w:rPr>
-        <w:t xml:space="preserve">???</w:t>
+          <w:rtl w:val="0"/>
+        </w:rPr>
+        <w:t>4</w:t>
       </w:r>
       <w:r>
         <w:rPr>
@@ -11180,6 +11220,47 @@
       </w:r>
     </w:p>
     <w:p>
+      <w:pPr/>
+      <w:r>
+        <w:rPr>
+          <w:rFonts w:ascii="Times New Roman" w:hAnsi="Times New Roman"/>
+          <w:i/>
+          <w:color w:val="FF0000"/>
+          <w:sz w:val="24"/>
+        </w:rPr>
+        <w:t>Тропар (г. 4):</w:t>
+      </w:r>
+      <w:r>
+        <w:rPr>
+          <w:rFonts w:ascii="Times New Roman" w:hAnsi="Times New Roman"/>
+          <w:color w:val="FF0000"/>
+          <w:sz w:val="24"/>
+        </w:rPr>
+        <w:t xml:space="preserve"> </w:t>
+      </w:r>
+      <w:r>
+        <w:rPr>
+          <w:rFonts w:ascii="Times New Roman" w:hAnsi="Times New Roman"/>
+          <w:color w:val="000000"/>
+          <w:sz w:val="24"/>
+        </w:rPr>
+        <w:t>Преподобна Йосафато,* твоїм духом молитви і служіння,* ти навчаєш нас відновляти й підносити серце людське* всюди, де б’ється воно.* Служити, де найбільша потреба,* все на славу Божу.</w:t>
+      </w:r>
+    </w:p>
+    <w:p>
+      <w:pPr/>
+      <w:r>
+        <w:rPr>
+          <w:b/>
+        </w:rPr>
+        <w:t xml:space="preserve">Слава, і нині: </w:t>
+      </w:r>
+      <w:r>
+        <w:rPr/>
+        <w:t>богородичний</w:t>
+      </w:r>
+    </w:p>
+    <w:p>
       <w:pPr>
         <w:pStyle w:val="Heading3"/>
         <w:spacing w:after="120" w:before="0" w:lineRule="auto"/>
@@ -11654,6 +11735,47 @@
       </w:r>
     </w:p>
     <w:p>
+      <w:pPr/>
+      <w:r>
+        <w:rPr>
+          <w:rFonts w:ascii="Times New Roman" w:hAnsi="Times New Roman"/>
+          <w:i/>
+          <w:color w:val="FF0000"/>
+          <w:sz w:val="24"/>
+        </w:rPr>
+        <w:t>Тропар (г. 4):</w:t>
+      </w:r>
+      <w:r>
+        <w:rPr>
+          <w:rFonts w:ascii="Times New Roman" w:hAnsi="Times New Roman"/>
+          <w:color w:val="FF0000"/>
+          <w:sz w:val="24"/>
+        </w:rPr>
+        <w:t xml:space="preserve"> </w:t>
+      </w:r>
+      <w:r>
+        <w:rPr>
+          <w:rFonts w:ascii="Times New Roman" w:hAnsi="Times New Roman"/>
+          <w:color w:val="000000"/>
+          <w:sz w:val="24"/>
+        </w:rPr>
+        <w:t>Преподобна Йосафато,* твоїм духом молитви і служіння,* ти навчаєш нас відновляти й підносити серце людське* всюди, де б’ється воно.* Служити, де найбільша потреба,* все на славу Божу.</w:t>
+      </w:r>
+    </w:p>
+    <w:p>
+      <w:pPr/>
+      <w:r>
+        <w:rPr>
+          <w:b/>
+        </w:rPr>
+        <w:t xml:space="preserve">Слава, і нині: </w:t>
+      </w:r>
+      <w:r>
+        <w:rPr/>
+        <w:t>богородичний</w:t>
+      </w:r>
+    </w:p>
+    <w:p>
       <w:pPr>
         <w:pStyle w:val="Heading3"/>
         <w:spacing w:after="120" w:before="0" w:lineRule="auto"/>
@@ -12652,6 +12774,47 @@
       </w:r>
     </w:p>
     <w:p>
+      <w:pPr/>
+      <w:r>
+        <w:rPr>
+          <w:rFonts w:ascii="Times New Roman" w:hAnsi="Times New Roman"/>
+          <w:i/>
+          <w:color w:val="FF0000"/>
+          <w:sz w:val="24"/>
+        </w:rPr>
+        <w:t>Тропар (г. 4):</w:t>
+      </w:r>
+      <w:r>
+        <w:rPr>
+          <w:rFonts w:ascii="Times New Roman" w:hAnsi="Times New Roman"/>
+          <w:color w:val="FF0000"/>
+          <w:sz w:val="24"/>
+        </w:rPr>
+        <w:t xml:space="preserve"> </w:t>
+      </w:r>
+      <w:r>
+        <w:rPr>
+          <w:rFonts w:ascii="Times New Roman" w:hAnsi="Times New Roman"/>
+          <w:color w:val="000000"/>
+          <w:sz w:val="24"/>
+        </w:rPr>
+        <w:t>Преподобна Йосафато,* твоїм духом молитви і служіння,* ти навчаєш нас відновляти й підносити серце людське* всюди, де б’ється воно.* Служити, де найбільша потреба,* все на славу Божу.</w:t>
+      </w:r>
+    </w:p>
+    <w:p>
+      <w:pPr/>
+      <w:r>
+        <w:rPr>
+          <w:b/>
+        </w:rPr>
+        <w:t xml:space="preserve">Слава, і нині: </w:t>
+      </w:r>
+      <w:r>
+        <w:rPr/>
+        <w:t>богородичний</w:t>
+      </w:r>
+    </w:p>
+    <w:p>
       <w:pPr>
         <w:pStyle w:val="Heading3"/>
         <w:spacing w:after="120" w:before="0" w:lineRule="auto"/>
@@ -13003,6 +13166,47 @@
       </w:r>
     </w:p>
     <w:p>
+      <w:pPr/>
+      <w:r>
+        <w:rPr>
+          <w:rFonts w:ascii="Times New Roman" w:hAnsi="Times New Roman"/>
+          <w:i/>
+          <w:color w:val="FF0000"/>
+          <w:sz w:val="24"/>
+        </w:rPr>
+        <w:t>Тропар (г. 4):</w:t>
+      </w:r>
+      <w:r>
+        <w:rPr>
+          <w:rFonts w:ascii="Times New Roman" w:hAnsi="Times New Roman"/>
+          <w:color w:val="FF0000"/>
+          <w:sz w:val="24"/>
+        </w:rPr>
+        <w:t xml:space="preserve"> </w:t>
+      </w:r>
+      <w:r>
+        <w:rPr>
+          <w:rFonts w:ascii="Times New Roman" w:hAnsi="Times New Roman"/>
+          <w:color w:val="000000"/>
+          <w:sz w:val="24"/>
+        </w:rPr>
+        <w:t>Преподобна Йосафато,* твоїм духом молитви і служіння,* ти навчаєш нас відновляти й підносити серце людське* всюди, де б’ється воно.* Служити, де найбільша потреба,* все на славу Божу.</w:t>
+      </w:r>
+    </w:p>
+    <w:p>
+      <w:pPr/>
+      <w:r>
+        <w:rPr>
+          <w:b/>
+        </w:rPr>
+        <w:t xml:space="preserve">Слава, і нині: </w:t>
+      </w:r>
+      <w:r>
+        <w:rPr/>
+        <w:t>богородичний</w:t>
+      </w:r>
+    </w:p>
+    <w:p>
       <w:pPr>
         <w:pStyle w:val="Heading3"/>
         <w:spacing w:after="120" w:before="0" w:lineRule="auto"/>
@@ -13931,6 +14135,47 @@
         <w:rPr>
           <w:rtl w:val="0"/>
         </w:rPr>
+      </w:r>
+    </w:p>
+    <w:p>
+      <w:pPr/>
+      <w:r>
+        <w:rPr>
+          <w:rFonts w:ascii="Times New Roman" w:hAnsi="Times New Roman"/>
+          <w:i/>
+          <w:color w:val="FF0000"/>
+          <w:sz w:val="24"/>
+        </w:rPr>
+        <w:t>Тропар (г. 4):</w:t>
+      </w:r>
+      <w:r>
+        <w:rPr>
+          <w:rFonts w:ascii="Times New Roman" w:hAnsi="Times New Roman"/>
+          <w:color w:val="FF0000"/>
+          <w:sz w:val="24"/>
+        </w:rPr>
+        <w:t xml:space="preserve"> </w:t>
+      </w:r>
+      <w:r>
+        <w:rPr>
+          <w:rFonts w:ascii="Times New Roman" w:hAnsi="Times New Roman"/>
+          <w:color w:val="000000"/>
+          <w:sz w:val="24"/>
+        </w:rPr>
+        <w:t>Преподобна Йосафато,* твоїм духом молитви і служіння,* ти навчаєш нас відновляти й підносити серце людське* всюди, де б’ється воно.* Служити, де найбільша потреба,* все на славу Божу.</w:t>
+      </w:r>
+    </w:p>
+    <w:p>
+      <w:pPr/>
+      <w:r>
+        <w:rPr>
+          <w:b/>
+        </w:rPr>
+        <w:t xml:space="preserve">Слава, і нині: </w:t>
+      </w:r>
+      <w:r>
+        <w:rPr/>
+        <w:t>богородичний</w:t>
       </w:r>
     </w:p>
     <w:p>
@@ -17241,6 +17486,47 @@
         <w:rPr>
           <w:rtl w:val="0"/>
         </w:rPr>
+      </w:r>
+    </w:p>
+    <w:p>
+      <w:pPr/>
+      <w:r>
+        <w:rPr>
+          <w:rFonts w:ascii="Times New Roman" w:hAnsi="Times New Roman"/>
+          <w:i/>
+          <w:color w:val="FF0000"/>
+          <w:sz w:val="24"/>
+        </w:rPr>
+        <w:t>Тропар (г. 4):</w:t>
+      </w:r>
+      <w:r>
+        <w:rPr>
+          <w:rFonts w:ascii="Times New Roman" w:hAnsi="Times New Roman"/>
+          <w:color w:val="FF0000"/>
+          <w:sz w:val="24"/>
+        </w:rPr>
+        <w:t xml:space="preserve"> </w:t>
+      </w:r>
+      <w:r>
+        <w:rPr>
+          <w:rFonts w:ascii="Times New Roman" w:hAnsi="Times New Roman"/>
+          <w:color w:val="000000"/>
+          <w:sz w:val="24"/>
+        </w:rPr>
+        <w:t>Преподобна Йосафато,* твоїм духом молитви і служіння,* ти навчаєш нас відновляти й підносити серце людське* всюди, де б’ється воно.* Служити, де найбільша потреба,* все на славу Божу.</w:t>
+      </w:r>
+    </w:p>
+    <w:p>
+      <w:pPr/>
+      <w:r>
+        <w:rPr>
+          <w:b/>
+        </w:rPr>
+        <w:t xml:space="preserve">Слава, і нині: </w:t>
+      </w:r>
+      <w:r>
+        <w:rPr/>
+        <w:t>богородичний</w:t>
       </w:r>
     </w:p>
     <w:p>

--- a/flow/20230914_vu_template/drafts/2023-11-u/07-ВТ-мчч., що в Елітині.docx
+++ b/flow/20230914_vu_template/drafts/2023-11-u/07-ВТ-мчч., що в Елітині.docx
@@ -5893,47 +5893,6 @@
       </w:r>
     </w:p>
     <w:p>
-      <w:pPr/>
-      <w:r>
-        <w:rPr>
-          <w:rFonts w:ascii="Times New Roman" w:hAnsi="Times New Roman"/>
-          <w:i/>
-          <w:color w:val="FF0000"/>
-          <w:sz w:val="24"/>
-        </w:rPr>
-        <w:t>Тропар (г. 4):</w:t>
-      </w:r>
-      <w:r>
-        <w:rPr>
-          <w:rFonts w:ascii="Times New Roman" w:hAnsi="Times New Roman"/>
-          <w:color w:val="FF0000"/>
-          <w:sz w:val="24"/>
-        </w:rPr>
-        <w:t xml:space="preserve"> </w:t>
-      </w:r>
-      <w:r>
-        <w:rPr>
-          <w:rFonts w:ascii="Times New Roman" w:hAnsi="Times New Roman"/>
-          <w:color w:val="000000"/>
-          <w:sz w:val="24"/>
-        </w:rPr>
-        <w:t>Преподобна Йосафато,* твоїм духом молитви і служіння,* ти навчаєш нас відновляти й підносити серце людське* всюди, де б’ється воно.* Служити, де найбільша потреба,* все на славу Божу.</w:t>
-      </w:r>
-    </w:p>
-    <w:p>
-      <w:pPr/>
-      <w:r>
-        <w:rPr>
-          <w:b/>
-        </w:rPr>
-        <w:t xml:space="preserve">Слава, і нині: </w:t>
-      </w:r>
-      <w:r>
-        <w:rPr/>
-        <w:t>богородичний</w:t>
-      </w:r>
-    </w:p>
-    <w:p>
       <w:pPr>
         <w:pStyle w:val="Heading3"/>
         <w:spacing w:after="120" w:before="0" w:lineRule="auto"/>
@@ -10826,9 +10785,10 @@
           <w:rFonts w:ascii="Times New Roman" w:cs="Times New Roman" w:eastAsia="Times New Roman" w:hAnsi="Times New Roman"/>
           <w:i w:val="1"/>
           <w:color w:val="ff0000"/>
-          <w:rtl w:val="0"/>
-        </w:rPr>
-        <w:t>4</w:t>
+          <w:highlight w:val="yellow"/>
+          <w:rtl w:val="0"/>
+        </w:rPr>
+        <w:t xml:space="preserve">???</w:t>
       </w:r>
       <w:r>
         <w:rPr>
@@ -11220,47 +11180,6 @@
       </w:r>
     </w:p>
     <w:p>
-      <w:pPr/>
-      <w:r>
-        <w:rPr>
-          <w:rFonts w:ascii="Times New Roman" w:hAnsi="Times New Roman"/>
-          <w:i/>
-          <w:color w:val="FF0000"/>
-          <w:sz w:val="24"/>
-        </w:rPr>
-        <w:t>Тропар (г. 4):</w:t>
-      </w:r>
-      <w:r>
-        <w:rPr>
-          <w:rFonts w:ascii="Times New Roman" w:hAnsi="Times New Roman"/>
-          <w:color w:val="FF0000"/>
-          <w:sz w:val="24"/>
-        </w:rPr>
-        <w:t xml:space="preserve"> </w:t>
-      </w:r>
-      <w:r>
-        <w:rPr>
-          <w:rFonts w:ascii="Times New Roman" w:hAnsi="Times New Roman"/>
-          <w:color w:val="000000"/>
-          <w:sz w:val="24"/>
-        </w:rPr>
-        <w:t>Преподобна Йосафато,* твоїм духом молитви і служіння,* ти навчаєш нас відновляти й підносити серце людське* всюди, де б’ється воно.* Служити, де найбільша потреба,* все на славу Божу.</w:t>
-      </w:r>
-    </w:p>
-    <w:p>
-      <w:pPr/>
-      <w:r>
-        <w:rPr>
-          <w:b/>
-        </w:rPr>
-        <w:t xml:space="preserve">Слава, і нині: </w:t>
-      </w:r>
-      <w:r>
-        <w:rPr/>
-        <w:t>богородичний</w:t>
-      </w:r>
-    </w:p>
-    <w:p>
       <w:pPr>
         <w:pStyle w:val="Heading3"/>
         <w:spacing w:after="120" w:before="0" w:lineRule="auto"/>
@@ -11735,47 +11654,6 @@
       </w:r>
     </w:p>
     <w:p>
-      <w:pPr/>
-      <w:r>
-        <w:rPr>
-          <w:rFonts w:ascii="Times New Roman" w:hAnsi="Times New Roman"/>
-          <w:i/>
-          <w:color w:val="FF0000"/>
-          <w:sz w:val="24"/>
-        </w:rPr>
-        <w:t>Тропар (г. 4):</w:t>
-      </w:r>
-      <w:r>
-        <w:rPr>
-          <w:rFonts w:ascii="Times New Roman" w:hAnsi="Times New Roman"/>
-          <w:color w:val="FF0000"/>
-          <w:sz w:val="24"/>
-        </w:rPr>
-        <w:t xml:space="preserve"> </w:t>
-      </w:r>
-      <w:r>
-        <w:rPr>
-          <w:rFonts w:ascii="Times New Roman" w:hAnsi="Times New Roman"/>
-          <w:color w:val="000000"/>
-          <w:sz w:val="24"/>
-        </w:rPr>
-        <w:t>Преподобна Йосафато,* твоїм духом молитви і служіння,* ти навчаєш нас відновляти й підносити серце людське* всюди, де б’ється воно.* Служити, де найбільша потреба,* все на славу Божу.</w:t>
-      </w:r>
-    </w:p>
-    <w:p>
-      <w:pPr/>
-      <w:r>
-        <w:rPr>
-          <w:b/>
-        </w:rPr>
-        <w:t xml:space="preserve">Слава, і нині: </w:t>
-      </w:r>
-      <w:r>
-        <w:rPr/>
-        <w:t>богородичний</w:t>
-      </w:r>
-    </w:p>
-    <w:p>
       <w:pPr>
         <w:pStyle w:val="Heading3"/>
         <w:spacing w:after="120" w:before="0" w:lineRule="auto"/>
@@ -12774,47 +12652,6 @@
       </w:r>
     </w:p>
     <w:p>
-      <w:pPr/>
-      <w:r>
-        <w:rPr>
-          <w:rFonts w:ascii="Times New Roman" w:hAnsi="Times New Roman"/>
-          <w:i/>
-          <w:color w:val="FF0000"/>
-          <w:sz w:val="24"/>
-        </w:rPr>
-        <w:t>Тропар (г. 4):</w:t>
-      </w:r>
-      <w:r>
-        <w:rPr>
-          <w:rFonts w:ascii="Times New Roman" w:hAnsi="Times New Roman"/>
-          <w:color w:val="FF0000"/>
-          <w:sz w:val="24"/>
-        </w:rPr>
-        <w:t xml:space="preserve"> </w:t>
-      </w:r>
-      <w:r>
-        <w:rPr>
-          <w:rFonts w:ascii="Times New Roman" w:hAnsi="Times New Roman"/>
-          <w:color w:val="000000"/>
-          <w:sz w:val="24"/>
-        </w:rPr>
-        <w:t>Преподобна Йосафато,* твоїм духом молитви і служіння,* ти навчаєш нас відновляти й підносити серце людське* всюди, де б’ється воно.* Служити, де найбільша потреба,* все на славу Божу.</w:t>
-      </w:r>
-    </w:p>
-    <w:p>
-      <w:pPr/>
-      <w:r>
-        <w:rPr>
-          <w:b/>
-        </w:rPr>
-        <w:t xml:space="preserve">Слава, і нині: </w:t>
-      </w:r>
-      <w:r>
-        <w:rPr/>
-        <w:t>богородичний</w:t>
-      </w:r>
-    </w:p>
-    <w:p>
       <w:pPr>
         <w:pStyle w:val="Heading3"/>
         <w:spacing w:after="120" w:before="0" w:lineRule="auto"/>
@@ -13166,47 +13003,6 @@
       </w:r>
     </w:p>
     <w:p>
-      <w:pPr/>
-      <w:r>
-        <w:rPr>
-          <w:rFonts w:ascii="Times New Roman" w:hAnsi="Times New Roman"/>
-          <w:i/>
-          <w:color w:val="FF0000"/>
-          <w:sz w:val="24"/>
-        </w:rPr>
-        <w:t>Тропар (г. 4):</w:t>
-      </w:r>
-      <w:r>
-        <w:rPr>
-          <w:rFonts w:ascii="Times New Roman" w:hAnsi="Times New Roman"/>
-          <w:color w:val="FF0000"/>
-          <w:sz w:val="24"/>
-        </w:rPr>
-        <w:t xml:space="preserve"> </w:t>
-      </w:r>
-      <w:r>
-        <w:rPr>
-          <w:rFonts w:ascii="Times New Roman" w:hAnsi="Times New Roman"/>
-          <w:color w:val="000000"/>
-          <w:sz w:val="24"/>
-        </w:rPr>
-        <w:t>Преподобна Йосафато,* твоїм духом молитви і служіння,* ти навчаєш нас відновляти й підносити серце людське* всюди, де б’ється воно.* Служити, де найбільша потреба,* все на славу Божу.</w:t>
-      </w:r>
-    </w:p>
-    <w:p>
-      <w:pPr/>
-      <w:r>
-        <w:rPr>
-          <w:b/>
-        </w:rPr>
-        <w:t xml:space="preserve">Слава, і нині: </w:t>
-      </w:r>
-      <w:r>
-        <w:rPr/>
-        <w:t>богородичний</w:t>
-      </w:r>
-    </w:p>
-    <w:p>
       <w:pPr>
         <w:pStyle w:val="Heading3"/>
         <w:spacing w:after="120" w:before="0" w:lineRule="auto"/>
@@ -14135,47 +13931,6 @@
         <w:rPr>
           <w:rtl w:val="0"/>
         </w:rPr>
-      </w:r>
-    </w:p>
-    <w:p>
-      <w:pPr/>
-      <w:r>
-        <w:rPr>
-          <w:rFonts w:ascii="Times New Roman" w:hAnsi="Times New Roman"/>
-          <w:i/>
-          <w:color w:val="FF0000"/>
-          <w:sz w:val="24"/>
-        </w:rPr>
-        <w:t>Тропар (г. 4):</w:t>
-      </w:r>
-      <w:r>
-        <w:rPr>
-          <w:rFonts w:ascii="Times New Roman" w:hAnsi="Times New Roman"/>
-          <w:color w:val="FF0000"/>
-          <w:sz w:val="24"/>
-        </w:rPr>
-        <w:t xml:space="preserve"> </w:t>
-      </w:r>
-      <w:r>
-        <w:rPr>
-          <w:rFonts w:ascii="Times New Roman" w:hAnsi="Times New Roman"/>
-          <w:color w:val="000000"/>
-          <w:sz w:val="24"/>
-        </w:rPr>
-        <w:t>Преподобна Йосафато,* твоїм духом молитви і служіння,* ти навчаєш нас відновляти й підносити серце людське* всюди, де б’ється воно.* Служити, де найбільша потреба,* все на славу Божу.</w:t>
-      </w:r>
-    </w:p>
-    <w:p>
-      <w:pPr/>
-      <w:r>
-        <w:rPr>
-          <w:b/>
-        </w:rPr>
-        <w:t xml:space="preserve">Слава, і нині: </w:t>
-      </w:r>
-      <w:r>
-        <w:rPr/>
-        <w:t>богородичний</w:t>
       </w:r>
     </w:p>
     <w:p>
@@ -17486,47 +17241,6 @@
         <w:rPr>
           <w:rtl w:val="0"/>
         </w:rPr>
-      </w:r>
-    </w:p>
-    <w:p>
-      <w:pPr/>
-      <w:r>
-        <w:rPr>
-          <w:rFonts w:ascii="Times New Roman" w:hAnsi="Times New Roman"/>
-          <w:i/>
-          <w:color w:val="FF0000"/>
-          <w:sz w:val="24"/>
-        </w:rPr>
-        <w:t>Тропар (г. 4):</w:t>
-      </w:r>
-      <w:r>
-        <w:rPr>
-          <w:rFonts w:ascii="Times New Roman" w:hAnsi="Times New Roman"/>
-          <w:color w:val="FF0000"/>
-          <w:sz w:val="24"/>
-        </w:rPr>
-        <w:t xml:space="preserve"> </w:t>
-      </w:r>
-      <w:r>
-        <w:rPr>
-          <w:rFonts w:ascii="Times New Roman" w:hAnsi="Times New Roman"/>
-          <w:color w:val="000000"/>
-          <w:sz w:val="24"/>
-        </w:rPr>
-        <w:t>Преподобна Йосафато,* твоїм духом молитви і служіння,* ти навчаєш нас відновляти й підносити серце людське* всюди, де б’ється воно.* Служити, де найбільша потреба,* все на славу Божу.</w:t>
-      </w:r>
-    </w:p>
-    <w:p>
-      <w:pPr/>
-      <w:r>
-        <w:rPr>
-          <w:b/>
-        </w:rPr>
-        <w:t xml:space="preserve">Слава, і нині: </w:t>
-      </w:r>
-      <w:r>
-        <w:rPr/>
-        <w:t>богородичний</w:t>
       </w:r>
     </w:p>
     <w:p>

--- a/flow/20230914_vu_template/drafts/2023-11-u/07-ВТ-мчч., що в Елітині.docx
+++ b/flow/20230914_vu_template/drafts/2023-11-u/07-ВТ-мчч., що в Елітині.docx
@@ -4,16 +4,28 @@
   <w:body>
     <w:p>
       <w:r>
+        <w:rPr>
+          <w:rFonts w:ascii="Times New Roman" w:hAnsi="Times New Roman"/>
+          <w:sz w:val="24"/>
+        </w:rPr>
         <w:t>Листопад 7 Вівторок</w:t>
       </w:r>
     </w:p>
     <w:p>
       <w:r>
+        <w:rPr>
+          <w:rFonts w:ascii="Times New Roman" w:hAnsi="Times New Roman"/>
+          <w:sz w:val="24"/>
+        </w:rPr>
         <w:t xml:space="preserve">Святих тридцяти трьох мучеників, що в Мелітині </w:t>
       </w:r>
     </w:p>
     <w:p>
       <w:r>
+        <w:rPr>
+          <w:rFonts w:ascii="Times New Roman" w:hAnsi="Times New Roman"/>
+          <w:sz w:val="24"/>
+        </w:rPr>
         <w:t>Преподобного отця нашого і чудотворця Лазаря, що постив на Галисійській горі</w:t>
       </w:r>
     </w:p>
